--- a/Documentation/alkalmazás dokumentáció.docx
+++ b/Documentation/alkalmazás dokumentáció.docx
@@ -1865,7 +1865,7 @@
           <w:lang w:eastAsia="hu-HU"/>
         </w:rPr>
         <w:drawing>
-          <wp:anchor distT="0" distB="0" distL="114300" distR="114300" simplePos="0" relativeHeight="251739136" behindDoc="0" locked="0" layoutInCell="1" allowOverlap="1" wp14:anchorId="2B24F4F4" wp14:editId="4BF99123">
+          <wp:anchor distT="0" distB="0" distL="114300" distR="114300" simplePos="0" relativeHeight="251739136" behindDoc="0" locked="0" layoutInCell="1" allowOverlap="1" wp14:anchorId="2B24F4F4" wp14:editId="3764B351">
             <wp:simplePos x="0" y="0"/>
             <wp:positionH relativeFrom="margin">
               <wp:align>center</wp:align>
@@ -2492,7 +2492,7 @@
           <w:lang w:eastAsia="hu-HU"/>
         </w:rPr>
         <w:drawing>
-          <wp:anchor distT="0" distB="0" distL="114300" distR="114300" simplePos="0" relativeHeight="251742208" behindDoc="0" locked="0" layoutInCell="1" allowOverlap="1" wp14:anchorId="0C850A48" wp14:editId="1A7D1775">
+          <wp:anchor distT="0" distB="0" distL="114300" distR="114300" simplePos="0" relativeHeight="251742208" behindDoc="0" locked="0" layoutInCell="1" allowOverlap="1" wp14:anchorId="0C850A48" wp14:editId="4C1E09A4">
             <wp:simplePos x="0" y="0"/>
             <wp:positionH relativeFrom="page">
               <wp:align>center</wp:align>
@@ -12702,7 +12702,15 @@
         <w:t xml:space="preserve"> bemeneti paraméterként várják.</w:t>
       </w:r>
     </w:p>
-    <w:p/>
+    <w:p>
+      <w:pPr>
+        <w:spacing w:after="160" w:line="259" w:lineRule="auto"/>
+        <w:jc w:val="left"/>
+      </w:pPr>
+      <w:r>
+        <w:br w:type="page"/>
+      </w:r>
+    </w:p>
     <w:p>
       <w:pPr>
         <w:rPr>
@@ -12722,6 +12730,7 @@
           <w:iCs/>
           <w:color w:val="000000" w:themeColor="text1"/>
         </w:rPr>
+        <w:lastRenderedPageBreak/>
         <w:t>UsersController</w:t>
       </w:r>
       <w:proofErr w:type="spellEnd"/>
@@ -12784,11 +12793,7 @@
         <w:t xml:space="preserve"> lehetővé</w:t>
       </w:r>
       <w:r>
-        <w:t xml:space="preserve"> </w:t>
-      </w:r>
-      <w:r>
-        <w:lastRenderedPageBreak/>
-        <w:t xml:space="preserve">teszi, hogy a felhasználó létrejöjjön az alapadatokkal. Ezután </w:t>
+        <w:t xml:space="preserve"> teszi, hogy a felhasználó létrejöjjön az alapadatokkal. Ezután </w:t>
       </w:r>
       <w:r>
         <w:t>a manuális/automatikus belépést követően már a „Login” végpon</w:t>
@@ -14098,7 +14103,15 @@
         <w:t>, amelyet csak az adott felhasználó lát.</w:t>
       </w:r>
     </w:p>
-    <w:p/>
+    <w:p>
+      <w:pPr>
+        <w:spacing w:after="160" w:line="259" w:lineRule="auto"/>
+        <w:jc w:val="left"/>
+      </w:pPr>
+      <w:r>
+        <w:br w:type="page"/>
+      </w:r>
+    </w:p>
     <w:p>
       <w:pPr>
         <w:pStyle w:val="Cmsor1"/>
@@ -14107,6 +14120,7 @@
       </w:pPr>
       <w:bookmarkStart w:id="51" w:name="_Toc228105947"/>
       <w:r>
+        <w:lastRenderedPageBreak/>
         <w:t>Teszteléssel kapcsolatos információk:</w:t>
       </w:r>
       <w:bookmarkEnd w:id="51"/>
@@ -14303,11 +14317,7 @@
         <w:t>, amelyek</w:t>
       </w:r>
       <w:r>
-        <w:t xml:space="preserve"> az összes </w:t>
-      </w:r>
-      <w:r>
-        <w:lastRenderedPageBreak/>
-        <w:t>„CRUD”</w:t>
+        <w:t xml:space="preserve"> az összes „CRUD”</w:t>
       </w:r>
       <w:r>
         <w:rPr>
@@ -14460,6 +14470,7 @@
       </w:pPr>
       <w:bookmarkStart w:id="57" w:name="_Toc228105953"/>
       <w:r>
+        <w:lastRenderedPageBreak/>
         <w:t>Fehér Ágoston:</w:t>
       </w:r>
       <w:bookmarkEnd w:id="57"/>
@@ -14654,10 +14665,18 @@
     </w:p>
     <w:p>
       <w:pPr>
+        <w:spacing w:after="160" w:line="259" w:lineRule="auto"/>
+        <w:jc w:val="left"/>
         <w:rPr>
           <w:color w:val="000000" w:themeColor="text1"/>
         </w:rPr>
       </w:pPr>
+      <w:r>
+        <w:rPr>
+          <w:color w:val="000000" w:themeColor="text1"/>
+        </w:rPr>
+        <w:br w:type="page"/>
+      </w:r>
     </w:p>
     <w:p>
       <w:pPr>
@@ -14666,6 +14685,7 @@
       </w:pPr>
       <w:bookmarkStart w:id="60" w:name="_Toc228105956"/>
       <w:r>
+        <w:lastRenderedPageBreak/>
         <w:t>A szoftver letöltésének és elindításának lépései:</w:t>
       </w:r>
       <w:bookmarkEnd w:id="60"/>
@@ -14794,9 +14814,12 @@
     </w:p>
     <w:p>
       <w:pPr>
-        <w:spacing w:after="160"/>
+        <w:spacing w:after="160" w:line="259" w:lineRule="auto"/>
         <w:jc w:val="left"/>
       </w:pPr>
+      <w:r>
+        <w:br w:type="page"/>
+      </w:r>
     </w:p>
     <w:p>
       <w:pPr>
@@ -14805,6 +14828,7 @@
       </w:pPr>
       <w:bookmarkStart w:id="62" w:name="_Toc228105958"/>
       <w:r>
+        <w:lastRenderedPageBreak/>
         <w:t>A program elindításának részletes leírása lépésről lépésre</w:t>
       </w:r>
       <w:bookmarkEnd w:id="62"/>
@@ -14848,7 +14872,6 @@
         </w:numPr>
       </w:pPr>
       <w:r>
-        <w:lastRenderedPageBreak/>
         <w:t>A zöld „</w:t>
       </w:r>
       <w:proofErr w:type="spellStart"/>
@@ -15554,6 +15577,7 @@
         </w:numPr>
       </w:pPr>
       <w:r>
+        <w:lastRenderedPageBreak/>
         <w:t>A „</w:t>
       </w:r>
       <w:proofErr w:type="spellStart"/>
@@ -15582,7 +15606,6 @@
         </w:numPr>
       </w:pPr>
       <w:r>
-        <w:lastRenderedPageBreak/>
         <w:t>A „</w:t>
       </w:r>
       <w:proofErr w:type="spellStart"/>
@@ -15628,7 +15651,7 @@
           <w:lang w:eastAsia="hu-HU"/>
         </w:rPr>
         <w:drawing>
-          <wp:anchor distT="0" distB="0" distL="114300" distR="114300" simplePos="0" relativeHeight="251664384" behindDoc="0" locked="0" layoutInCell="1" allowOverlap="1" wp14:anchorId="376934CA" wp14:editId="2BACAD32">
+          <wp:anchor distT="0" distB="0" distL="114300" distR="114300" simplePos="0" relativeHeight="251664384" behindDoc="0" locked="0" layoutInCell="1" allowOverlap="1" wp14:anchorId="376934CA" wp14:editId="64B69925">
             <wp:simplePos x="0" y="0"/>
             <wp:positionH relativeFrom="margin">
               <wp:posOffset>932180</wp:posOffset>
@@ -16062,7 +16085,7 @@
           <w:lang w:eastAsia="hu-HU"/>
         </w:rPr>
         <w:drawing>
-          <wp:anchor distT="0" distB="0" distL="114300" distR="114300" simplePos="0" relativeHeight="251670528" behindDoc="0" locked="0" layoutInCell="1" allowOverlap="1" wp14:anchorId="40659985" wp14:editId="48637C84">
+          <wp:anchor distT="0" distB="0" distL="114300" distR="114300" simplePos="0" relativeHeight="251670528" behindDoc="0" locked="0" layoutInCell="1" allowOverlap="1" wp14:anchorId="40659985" wp14:editId="1899F0C6">
             <wp:simplePos x="0" y="0"/>
             <wp:positionH relativeFrom="page">
               <wp:posOffset>2437130</wp:posOffset>
@@ -16167,6 +16190,10 @@
     <w:p>
       <w:pPr>
         <w:pStyle w:val="Listaszerbekezds"/>
+        <w:numPr>
+          <w:ilvl w:val="0"/>
+          <w:numId w:val="17"/>
+        </w:numPr>
       </w:pPr>
       <w:r>
         <w:t>A „Frontend” elindítása:</w:t>
@@ -16291,7 +16318,7 @@
                               </w:rPr>
                               <w:fldChar w:fldCharType="separate"/>
                             </w:r>
-                            <w:bookmarkStart w:id="69" w:name="_Toc228105909"/>
+                            <w:bookmarkStart w:id="68" w:name="_Toc228105909"/>
                             <w:r>
                               <w:rPr>
                                 <w:noProof/>
@@ -16307,7 +16334,7 @@
                             <w:r>
                               <w:t>. képleírás: A Frontend projekt mappája</w:t>
                             </w:r>
-                            <w:bookmarkEnd w:id="69"/>
+                            <w:bookmarkEnd w:id="68"/>
                           </w:p>
                         </w:txbxContent>
                       </wps:txbx>
@@ -16606,7 +16633,7 @@
                               </w:rPr>
                               <w:fldChar w:fldCharType="separate"/>
                             </w:r>
-                            <w:bookmarkStart w:id="71" w:name="_Toc228105910"/>
+                            <w:bookmarkStart w:id="69" w:name="_Toc228105910"/>
                             <w:r>
                               <w:rPr>
                                 <w:noProof/>
@@ -16622,7 +16649,7 @@
                             <w:r>
                               <w:t>. képleírás: A csomagok letöltése</w:t>
                             </w:r>
-                            <w:bookmarkEnd w:id="71"/>
+                            <w:bookmarkEnd w:id="69"/>
                           </w:p>
                         </w:txbxContent>
                       </wps:txbx>
@@ -16785,7 +16812,7 @@
                               </w:rPr>
                               <w:fldChar w:fldCharType="separate"/>
                             </w:r>
-                            <w:bookmarkStart w:id="73" w:name="_Toc228105911"/>
+                            <w:bookmarkStart w:id="70" w:name="_Toc228105911"/>
                             <w:r>
                               <w:rPr>
                                 <w:noProof/>
@@ -16801,7 +16828,7 @@
                             <w:r>
                               <w:t>. képleírás: A felhasználói felület elindítása</w:t>
                             </w:r>
-                            <w:bookmarkEnd w:id="73"/>
+                            <w:bookmarkEnd w:id="70"/>
                           </w:p>
                         </w:txbxContent>
                       </wps:txbx>
@@ -17047,7 +17074,7 @@
                               </w:rPr>
                               <w:fldChar w:fldCharType="separate"/>
                             </w:r>
-                            <w:bookmarkStart w:id="75" w:name="_Toc228105912"/>
+                            <w:bookmarkStart w:id="71" w:name="_Toc228105912"/>
                             <w:r>
                               <w:rPr>
                                 <w:noProof/>
@@ -17063,7 +17090,7 @@
                             <w:r>
                               <w:t>. képleírás: A felület megnyitása</w:t>
                             </w:r>
-                            <w:bookmarkEnd w:id="75"/>
+                            <w:bookmarkEnd w:id="71"/>
                           </w:p>
                         </w:txbxContent>
                       </wps:txbx>
@@ -17146,7 +17173,7 @@
           <w:lang w:eastAsia="hu-HU"/>
         </w:rPr>
         <w:drawing>
-          <wp:anchor distT="0" distB="0" distL="114300" distR="114300" simplePos="0" relativeHeight="251657215" behindDoc="0" locked="0" layoutInCell="1" allowOverlap="1" wp14:anchorId="2C783ECC" wp14:editId="1EF216DA">
+          <wp:anchor distT="0" distB="0" distL="114300" distR="114300" simplePos="0" relativeHeight="251657215" behindDoc="0" locked="0" layoutInCell="1" allowOverlap="1" wp14:anchorId="2C783ECC" wp14:editId="76FE65F2">
             <wp:simplePos x="0" y="0"/>
             <wp:positionH relativeFrom="page">
               <wp:posOffset>2257425</wp:posOffset>
@@ -17240,7 +17267,7 @@
           <w:color w:val="000000" w:themeColor="text1"/>
         </w:rPr>
       </w:pPr>
-      <w:bookmarkStart w:id="76" w:name="_Toc228105959"/>
+      <w:bookmarkStart w:id="72" w:name="_Toc228105959"/>
       <w:r>
         <w:rPr>
           <w:color w:val="000000" w:themeColor="text1"/>
@@ -17254,7 +17281,7 @@
         </w:rPr>
         <w:t>:</w:t>
       </w:r>
-      <w:bookmarkEnd w:id="76"/>
+      <w:bookmarkEnd w:id="72"/>
     </w:p>
     <w:p>
       <w:r>
@@ -17367,7 +17394,7 @@
                               </w:rPr>
                               <w:fldChar w:fldCharType="separate"/>
                             </w:r>
-                            <w:bookmarkStart w:id="77" w:name="_Toc228105913"/>
+                            <w:bookmarkStart w:id="73" w:name="_Toc228105913"/>
                             <w:r>
                               <w:rPr>
                                 <w:noProof/>
@@ -17383,7 +17410,7 @@
                             <w:r>
                               <w:t>. képleírás: Előre elkészített felhasználó</w:t>
                             </w:r>
-                            <w:bookmarkEnd w:id="77"/>
+                            <w:bookmarkEnd w:id="73"/>
                           </w:p>
                         </w:txbxContent>
                       </wps:txbx>
@@ -17539,11 +17566,11 @@
         <w:spacing w:line="360" w:lineRule="auto"/>
         <w:jc w:val="both"/>
       </w:pPr>
-      <w:bookmarkStart w:id="78" w:name="_Toc228105960"/>
+      <w:bookmarkStart w:id="74" w:name="_Toc228105960"/>
       <w:r>
         <w:t>Továbbfejlesztési lehetőségek</w:t>
       </w:r>
-      <w:bookmarkEnd w:id="78"/>
+      <w:bookmarkEnd w:id="74"/>
     </w:p>
     <w:p>
       <w:pPr>
@@ -17551,7 +17578,7 @@
         <w:spacing w:line="360" w:lineRule="auto"/>
         <w:jc w:val="both"/>
       </w:pPr>
-      <w:bookmarkStart w:id="79" w:name="_Toc228105961"/>
+      <w:bookmarkStart w:id="75" w:name="_Toc228105961"/>
       <w:r>
         <w:t xml:space="preserve">Year </w:t>
       </w:r>
@@ -17563,7 +17590,7 @@
       <w:r>
         <w:t>:</w:t>
       </w:r>
-      <w:bookmarkEnd w:id="79"/>
+      <w:bookmarkEnd w:id="75"/>
     </w:p>
     <w:p>
       <w:r>
@@ -17634,7 +17661,7 @@
         <w:spacing w:line="360" w:lineRule="auto"/>
         <w:jc w:val="both"/>
       </w:pPr>
-      <w:bookmarkStart w:id="80" w:name="_Toc228105962"/>
+      <w:bookmarkStart w:id="76" w:name="_Toc228105962"/>
       <w:proofErr w:type="spellStart"/>
       <w:r>
         <w:t>User</w:t>
@@ -17651,7 +17678,7 @@
       <w:r>
         <w:t>:</w:t>
       </w:r>
-      <w:bookmarkEnd w:id="80"/>
+      <w:bookmarkEnd w:id="76"/>
     </w:p>
     <w:p>
       <w:r>
@@ -17680,7 +17707,7 @@
         <w:spacing w:line="360" w:lineRule="auto"/>
         <w:jc w:val="both"/>
       </w:pPr>
-      <w:bookmarkStart w:id="81" w:name="_Toc228105963"/>
+      <w:bookmarkStart w:id="77" w:name="_Toc228105963"/>
       <w:proofErr w:type="spellStart"/>
       <w:r>
         <w:lastRenderedPageBreak/>
@@ -17690,7 +17717,7 @@
       <w:r>
         <w:t xml:space="preserve"> felület:</w:t>
       </w:r>
-      <w:bookmarkEnd w:id="81"/>
+      <w:bookmarkEnd w:id="77"/>
     </w:p>
     <w:p>
       <w:r>
@@ -17792,11 +17819,11 @@
         <w:pStyle w:val="Cmsor2"/>
         <w:spacing w:line="360" w:lineRule="auto"/>
       </w:pPr>
-      <w:bookmarkStart w:id="82" w:name="_Toc228105964"/>
+      <w:bookmarkStart w:id="78" w:name="_Toc228105964"/>
       <w:r>
         <w:t>Profilképek feltöltése:</w:t>
       </w:r>
-      <w:bookmarkEnd w:id="82"/>
+      <w:bookmarkEnd w:id="78"/>
     </w:p>
     <w:p>
       <w:r>
@@ -17840,11 +17867,11 @@
         <w:pStyle w:val="Cmsor2"/>
         <w:spacing w:line="360" w:lineRule="auto"/>
       </w:pPr>
-      <w:bookmarkStart w:id="83" w:name="_Toc228105965"/>
+      <w:bookmarkStart w:id="79" w:name="_Toc228105965"/>
       <w:r>
         <w:t>Csoport ikon feltöltése:</w:t>
       </w:r>
-      <w:bookmarkEnd w:id="83"/>
+      <w:bookmarkEnd w:id="79"/>
     </w:p>
     <w:p>
       <w:r>
@@ -17884,11 +17911,11 @@
         <w:pStyle w:val="Cmsor2"/>
         <w:spacing w:line="360" w:lineRule="auto"/>
       </w:pPr>
-      <w:bookmarkStart w:id="84" w:name="_Toc228105966"/>
+      <w:bookmarkStart w:id="80" w:name="_Toc228105966"/>
       <w:r>
         <w:t>Backend végpontok paraméterei közti redundancia:</w:t>
       </w:r>
-      <w:bookmarkEnd w:id="84"/>
+      <w:bookmarkEnd w:id="80"/>
     </w:p>
     <w:p>
       <w:r>
@@ -17978,12 +18005,12 @@
         <w:pStyle w:val="Cmsor2"/>
         <w:spacing w:line="360" w:lineRule="auto"/>
       </w:pPr>
-      <w:bookmarkStart w:id="85" w:name="_Toc228105967"/>
+      <w:bookmarkStart w:id="81" w:name="_Toc228105967"/>
       <w:r>
         <w:lastRenderedPageBreak/>
         <w:t>Csoportokból való gyors kilépés:</w:t>
       </w:r>
-      <w:bookmarkEnd w:id="85"/>
+      <w:bookmarkEnd w:id="81"/>
     </w:p>
     <w:p>
       <w:r>
